--- a/Formal LIMO ISA Specification (Frozen).docx
+++ b/Formal LIMO ISA Specification (Frozen).docx
@@ -44,15 +44,7 @@
         <w:t>32-register file</w:t>
       </w:r>
       <w:r>
-        <w:t xml:space="preserve"> (R0–R31). This preserves the 5-bit register fields standard in RV32I, ensuring easy translation to </w:t>
-      </w:r>
-      <w:proofErr w:type="spellStart"/>
-      <w:r>
-        <w:t>Ripes</w:t>
-      </w:r>
-      <w:proofErr w:type="spellEnd"/>
-      <w:r>
-        <w:t xml:space="preserve"> for testing.</w:t>
+        <w:t xml:space="preserve"> (R0–R31). This preserves the 5-bit register fields standard in RV32I, ensuring easy translation to Ripes for testing.</w:t>
       </w:r>
     </w:p>
     <w:tbl>
@@ -217,25 +209,20 @@
             <w:hideMark/>
           </w:tcPr>
           <w:p>
-            <w:proofErr w:type="spellStart"/>
             <w:r>
               <w:t>Lefela</w:t>
             </w:r>
-            <w:proofErr w:type="spellEnd"/>
-          </w:p>
-        </w:tc>
-        <w:tc>
-          <w:tcPr>
-            <w:tcW w:w="0" w:type="auto"/>
-            <w:vAlign w:val="center"/>
-            <w:hideMark/>
-          </w:tcPr>
-          <w:p>
-            <w:r>
-              <w:t>Z</w:t>
-            </w:r>
-            <w:r>
-              <w:t>ero</w:t>
+          </w:p>
+        </w:tc>
+        <w:tc>
+          <w:tcPr>
+            <w:tcW w:w="0" w:type="auto"/>
+            <w:vAlign w:val="center"/>
+            <w:hideMark/>
+          </w:tcPr>
+          <w:p>
+            <w:r>
+              <w:t>Zero</w:t>
             </w:r>
           </w:p>
         </w:tc>
@@ -287,41 +274,20 @@
             <w:hideMark/>
           </w:tcPr>
           <w:p>
-            <w:proofErr w:type="spellStart"/>
-            <w:r>
-              <w:t>Aterese</w:t>
-            </w:r>
-            <w:proofErr w:type="spellEnd"/>
-            <w:r>
-              <w:t xml:space="preserve"> </w:t>
-            </w:r>
-            <w:proofErr w:type="spellStart"/>
-            <w:r>
-              <w:t>ea</w:t>
-            </w:r>
-            <w:proofErr w:type="spellEnd"/>
-            <w:r>
-              <w:t xml:space="preserve"> </w:t>
-            </w:r>
-            <w:proofErr w:type="spellStart"/>
-            <w:r>
-              <w:t>Khutlo</w:t>
-            </w:r>
-            <w:proofErr w:type="spellEnd"/>
-          </w:p>
-        </w:tc>
-        <w:tc>
-          <w:tcPr>
-            <w:tcW w:w="0" w:type="auto"/>
-            <w:vAlign w:val="center"/>
-            <w:hideMark/>
-          </w:tcPr>
-          <w:p>
-            <w:r>
-              <w:t>R</w:t>
-            </w:r>
-            <w:r>
-              <w:t>a</w:t>
+            <w:r>
+              <w:t>Aterese ea Khutlo</w:t>
+            </w:r>
+          </w:p>
+        </w:tc>
+        <w:tc>
+          <w:tcPr>
+            <w:tcW w:w="0" w:type="auto"/>
+            <w:vAlign w:val="center"/>
+            <w:hideMark/>
+          </w:tcPr>
+          <w:p>
+            <w:r>
+              <w:t>Ra</w:t>
             </w:r>
           </w:p>
         </w:tc>
@@ -373,36 +339,21 @@
             <w:hideMark/>
           </w:tcPr>
           <w:p>
-            <w:proofErr w:type="spellStart"/>
-            <w:r>
-              <w:t>Sesupa</w:t>
-            </w:r>
-            <w:proofErr w:type="spellEnd"/>
-            <w:r>
-              <w:t xml:space="preserve"> </w:t>
-            </w:r>
-            <w:proofErr w:type="spellStart"/>
-            <w:r>
-              <w:t>Pokello</w:t>
-            </w:r>
-            <w:proofErr w:type="spellEnd"/>
-          </w:p>
-        </w:tc>
-        <w:tc>
-          <w:tcPr>
-            <w:tcW w:w="0" w:type="auto"/>
-            <w:vAlign w:val="center"/>
-            <w:hideMark/>
-          </w:tcPr>
-          <w:p>
-            <w:proofErr w:type="spellStart"/>
-            <w:r>
-              <w:t>S</w:t>
-            </w:r>
-            <w:r>
-              <w:t>p</w:t>
-            </w:r>
-            <w:proofErr w:type="spellEnd"/>
+            <w:r>
+              <w:t>Sesupa Pokello</w:t>
+            </w:r>
+          </w:p>
+        </w:tc>
+        <w:tc>
+          <w:tcPr>
+            <w:tcW w:w="0" w:type="auto"/>
+            <w:vAlign w:val="center"/>
+            <w:hideMark/>
+          </w:tcPr>
+          <w:p>
+            <w:r>
+              <w:t>Sp</w:t>
+            </w:r>
           </w:p>
         </w:tc>
         <w:tc>
@@ -453,36 +404,21 @@
             <w:hideMark/>
           </w:tcPr>
           <w:p>
-            <w:proofErr w:type="spellStart"/>
-            <w:r>
-              <w:t>Sesupa</w:t>
-            </w:r>
-            <w:proofErr w:type="spellEnd"/>
-            <w:r>
-              <w:t xml:space="preserve"> </w:t>
-            </w:r>
-            <w:proofErr w:type="spellStart"/>
-            <w:r>
-              <w:t>Kakaretso</w:t>
-            </w:r>
-            <w:proofErr w:type="spellEnd"/>
-          </w:p>
-        </w:tc>
-        <w:tc>
-          <w:tcPr>
-            <w:tcW w:w="0" w:type="auto"/>
-            <w:vAlign w:val="center"/>
-            <w:hideMark/>
-          </w:tcPr>
-          <w:p>
-            <w:proofErr w:type="spellStart"/>
-            <w:r>
-              <w:t>G</w:t>
-            </w:r>
-            <w:r>
-              <w:t>p</w:t>
-            </w:r>
-            <w:proofErr w:type="spellEnd"/>
+            <w:r>
+              <w:t>Sesupa Kakaretso</w:t>
+            </w:r>
+          </w:p>
+        </w:tc>
+        <w:tc>
+          <w:tcPr>
+            <w:tcW w:w="0" w:type="auto"/>
+            <w:vAlign w:val="center"/>
+            <w:hideMark/>
+          </w:tcPr>
+          <w:p>
+            <w:r>
+              <w:t>Gp</w:t>
+            </w:r>
           </w:p>
         </w:tc>
         <w:tc>
@@ -533,31 +469,21 @@
             <w:hideMark/>
           </w:tcPr>
           <w:p>
-            <w:proofErr w:type="spellStart"/>
-            <w:r>
-              <w:t>Sesupa</w:t>
-            </w:r>
-            <w:proofErr w:type="spellEnd"/>
-            <w:r>
-              <w:t xml:space="preserve"> Mola</w:t>
-            </w:r>
-          </w:p>
-        </w:tc>
-        <w:tc>
-          <w:tcPr>
-            <w:tcW w:w="0" w:type="auto"/>
-            <w:vAlign w:val="center"/>
-            <w:hideMark/>
-          </w:tcPr>
-          <w:p>
-            <w:proofErr w:type="spellStart"/>
-            <w:r>
-              <w:t>T</w:t>
-            </w:r>
-            <w:r>
-              <w:t>p</w:t>
-            </w:r>
-            <w:proofErr w:type="spellEnd"/>
+            <w:r>
+              <w:t>Sesupa Mola</w:t>
+            </w:r>
+          </w:p>
+        </w:tc>
+        <w:tc>
+          <w:tcPr>
+            <w:tcW w:w="0" w:type="auto"/>
+            <w:vAlign w:val="center"/>
+            <w:hideMark/>
+          </w:tcPr>
+          <w:p>
+            <w:r>
+              <w:t>Tp</w:t>
+            </w:r>
           </w:p>
         </w:tc>
         <w:tc>
@@ -608,13 +534,8 @@
             <w:hideMark/>
           </w:tcPr>
           <w:p>
-            <w:proofErr w:type="spellStart"/>
-            <w:r>
-              <w:t>Nakoana</w:t>
-            </w:r>
-            <w:proofErr w:type="spellEnd"/>
-            <w:r>
-              <w:t xml:space="preserve"> 1-3</w:t>
+            <w:r>
+              <w:t>Nakoana 1-3</w:t>
             </w:r>
           </w:p>
         </w:tc>
@@ -678,13 +599,8 @@
             <w:hideMark/>
           </w:tcPr>
           <w:p>
-            <w:proofErr w:type="spellStart"/>
-            <w:r>
-              <w:t>Bolokiloeng</w:t>
-            </w:r>
-            <w:proofErr w:type="spellEnd"/>
-            <w:r>
-              <w:t xml:space="preserve"> 1-2</w:t>
+            <w:r>
+              <w:t>Bolokiloeng 1-2</w:t>
             </w:r>
           </w:p>
         </w:tc>
@@ -813,13 +729,8 @@
             <w:hideMark/>
           </w:tcPr>
           <w:p>
-            <w:proofErr w:type="spellStart"/>
-            <w:r>
-              <w:t>Bolokiloeng</w:t>
-            </w:r>
-            <w:proofErr w:type="spellEnd"/>
-            <w:r>
-              <w:t xml:space="preserve"> 3-12</w:t>
+            <w:r>
+              <w:t>Bolokiloeng 3-12</w:t>
             </w:r>
           </w:p>
         </w:tc>
@@ -883,13 +794,8 @@
             <w:hideMark/>
           </w:tcPr>
           <w:p>
-            <w:proofErr w:type="spellStart"/>
-            <w:r>
-              <w:t>Nakoana</w:t>
-            </w:r>
-            <w:proofErr w:type="spellEnd"/>
-            <w:r>
-              <w:t xml:space="preserve"> 4-7</w:t>
+            <w:r>
+              <w:t>Nakoana 4-7</w:t>
             </w:r>
           </w:p>
         </w:tc>
@@ -953,19 +859,9 @@
             <w:hideMark/>
           </w:tcPr>
           <w:p>
-            <w:proofErr w:type="spellStart"/>
-            <w:r>
-              <w:t>Sesupa</w:t>
-            </w:r>
-            <w:proofErr w:type="spellEnd"/>
-            <w:r>
-              <w:t xml:space="preserve"> </w:t>
-            </w:r>
-            <w:proofErr w:type="spellStart"/>
-            <w:r>
-              <w:t>Taelo</w:t>
-            </w:r>
-            <w:proofErr w:type="spellEnd"/>
+            <w:r>
+              <w:t>Sesupa Taelo</w:t>
+            </w:r>
           </w:p>
         </w:tc>
         <w:tc>
@@ -1031,15 +927,7 @@
     </w:p>
     <w:p>
       <w:r>
-        <w:t xml:space="preserve">LIMO uses fixed 32-bit instructions. The field widths match RV32I exactly (5-bit </w:t>
-      </w:r>
-      <w:proofErr w:type="spellStart"/>
-      <w:r>
-        <w:t>rd</w:t>
-      </w:r>
-      <w:proofErr w:type="spellEnd"/>
-      <w:r>
-        <w:t>, rs1, rs2).</w:t>
+        <w:t>LIMO uses fixed 32-bit instructions. The field widths match RV32I exactly (5-bit rd, rs1, rs2).</w:t>
       </w:r>
     </w:p>
     <w:p>
@@ -1057,15 +945,7 @@
         <w:t>R-Type:</w:t>
       </w:r>
       <w:r>
-        <w:t xml:space="preserve"> funct7 (7) | rs2 (5) | rs1 (5) | funct3 (3) | </w:t>
-      </w:r>
-      <w:proofErr w:type="spellStart"/>
-      <w:r>
-        <w:t>rd</w:t>
-      </w:r>
-      <w:proofErr w:type="spellEnd"/>
-      <w:r>
-        <w:t xml:space="preserve"> (5) | opcode (7)</w:t>
+        <w:t xml:space="preserve"> funct7 (7) | rs2 (5) | rs1 (5) | funct3 (3) | rd (5) | opcode (7)</w:t>
       </w:r>
     </w:p>
     <w:p>
@@ -1083,23 +963,7 @@
         <w:t>I-Type:</w:t>
       </w:r>
       <w:r>
-        <w:t xml:space="preserve"> </w:t>
-      </w:r>
-      <w:proofErr w:type="spellStart"/>
-      <w:r>
-        <w:t>imm</w:t>
-      </w:r>
-      <w:proofErr w:type="spellEnd"/>
-      <w:r>
-        <w:t xml:space="preserve">[11:0] (12) | rs1 (5) | funct3 (3) | </w:t>
-      </w:r>
-      <w:proofErr w:type="spellStart"/>
-      <w:r>
-        <w:t>rd</w:t>
-      </w:r>
-      <w:proofErr w:type="spellEnd"/>
-      <w:r>
-        <w:t xml:space="preserve"> (5) | opcode (7)</w:t>
+        <w:t xml:space="preserve"> imm[11:0] (12) | rs1 (5) | funct3 (3) | rd (5) | opcode (7)</w:t>
       </w:r>
     </w:p>
     <w:p>
@@ -1117,23 +981,7 @@
         <w:t>S-Type:</w:t>
       </w:r>
       <w:r>
-        <w:t xml:space="preserve"> </w:t>
-      </w:r>
-      <w:proofErr w:type="spellStart"/>
-      <w:r>
-        <w:t>imm</w:t>
-      </w:r>
-      <w:proofErr w:type="spellEnd"/>
-      <w:r>
-        <w:t xml:space="preserve">[11:5] (7) | rs2 (5) | rs1 (5) | funct3 (3) | </w:t>
-      </w:r>
-      <w:proofErr w:type="spellStart"/>
-      <w:r>
-        <w:t>imm</w:t>
-      </w:r>
-      <w:proofErr w:type="spellEnd"/>
-      <w:r>
-        <w:t>[4:0] (5) | opcode (7)</w:t>
+        <w:t xml:space="preserve"> imm[11:5] (7) | rs2 (5) | rs1 (5) | funct3 (3) | imm[4:0] (5) | opcode (7)</w:t>
       </w:r>
     </w:p>
     <w:p>
@@ -1151,23 +999,7 @@
         <w:t>B-Type:</w:t>
       </w:r>
       <w:r>
-        <w:t xml:space="preserve"> </w:t>
-      </w:r>
-      <w:proofErr w:type="spellStart"/>
-      <w:r>
-        <w:t>imm</w:t>
-      </w:r>
-      <w:proofErr w:type="spellEnd"/>
-      <w:r>
-        <w:t xml:space="preserve">[12|10:5] (7) | rs2 (5) | rs1 (5) | funct3 (3) | </w:t>
-      </w:r>
-      <w:proofErr w:type="spellStart"/>
-      <w:r>
-        <w:t>imm</w:t>
-      </w:r>
-      <w:proofErr w:type="spellEnd"/>
-      <w:r>
-        <w:t>[4:1|11] (5) | opcode (7)</w:t>
+        <w:t xml:space="preserve"> imm[12|10:5] (7) | rs2 (5) | rs1 (5) | funct3 (3) | imm[4:1|11] (5) | opcode (7)</w:t>
       </w:r>
     </w:p>
     <w:p>
@@ -1185,23 +1017,7 @@
         <w:t>J-Type:</w:t>
       </w:r>
       <w:r>
-        <w:t xml:space="preserve"> </w:t>
-      </w:r>
-      <w:proofErr w:type="spellStart"/>
-      <w:r>
-        <w:t>imm</w:t>
-      </w:r>
-      <w:proofErr w:type="spellEnd"/>
-      <w:r>
-        <w:t xml:space="preserve">[20|10:1|11|19:12] (20) | </w:t>
-      </w:r>
-      <w:proofErr w:type="spellStart"/>
-      <w:r>
-        <w:t>rd</w:t>
-      </w:r>
-      <w:proofErr w:type="spellEnd"/>
-      <w:r>
-        <w:t xml:space="preserve"> (5) | opcode (7)</w:t>
+        <w:t xml:space="preserve"> imm[20|10:1|11|19:12] (20) | rd (5) | opcode (7)</w:t>
       </w:r>
     </w:p>
     <w:p>
@@ -1226,15 +1042,7 @@
     </w:p>
     <w:p>
       <w:r>
-        <w:t xml:space="preserve">This is the exact mapping </w:t>
-      </w:r>
-      <w:proofErr w:type="spellStart"/>
-      <w:r>
-        <w:t>Setente</w:t>
-      </w:r>
-      <w:proofErr w:type="spellEnd"/>
-      <w:r>
-        <w:t xml:space="preserve"> needs for the assembler logic.</w:t>
+        <w:t>This is the exact mapping Setente needs for the assembler logic.</w:t>
       </w:r>
     </w:p>
     <w:tbl>
@@ -1438,13 +1246,8 @@
             <w:hideMark/>
           </w:tcPr>
           <w:p>
-            <w:proofErr w:type="spellStart"/>
-            <w:r>
-              <w:t>kpn</w:t>
-            </w:r>
-            <w:proofErr w:type="spellEnd"/>
-            <w:r>
-              <w:t xml:space="preserve"> (add)</w:t>
+            <w:r>
+              <w:t>kpn (add)</w:t>
             </w:r>
           </w:p>
         </w:tc>
@@ -1524,13 +1327,8 @@
             <w:hideMark/>
           </w:tcPr>
           <w:p>
-            <w:proofErr w:type="spellStart"/>
-            <w:r>
-              <w:t>tls</w:t>
-            </w:r>
-            <w:proofErr w:type="spellEnd"/>
-            <w:r>
-              <w:t xml:space="preserve"> (sub)</w:t>
+            <w:r>
+              <w:t>tls (sub)</w:t>
             </w:r>
           </w:p>
         </w:tc>
@@ -1691,13 +1489,8 @@
             <w:hideMark/>
           </w:tcPr>
           <w:p>
-            <w:proofErr w:type="spellStart"/>
-            <w:r>
-              <w:t>kp</w:t>
-            </w:r>
-            <w:proofErr w:type="spellEnd"/>
-            <w:r>
-              <w:t xml:space="preserve"> (or)</w:t>
+            <w:r>
+              <w:t>kp (or)</w:t>
             </w:r>
           </w:p>
         </w:tc>
@@ -1777,60 +1570,45 @@
             <w:hideMark/>
           </w:tcPr>
           <w:p>
-            <w:proofErr w:type="spellStart"/>
-            <w:r>
-              <w:t>kpe</w:t>
-            </w:r>
-            <w:proofErr w:type="spellEnd"/>
-            <w:r>
-              <w:t xml:space="preserve"> (</w:t>
-            </w:r>
-            <w:proofErr w:type="spellStart"/>
+            <w:r>
+              <w:t>kpe (xor)</w:t>
+            </w:r>
+          </w:p>
+        </w:tc>
+        <w:tc>
+          <w:tcPr>
+            <w:tcW w:w="0" w:type="auto"/>
+            <w:vAlign w:val="center"/>
+            <w:hideMark/>
+          </w:tcPr>
+          <w:p>
+            <w:r>
+              <w:t>100</w:t>
+            </w:r>
+          </w:p>
+        </w:tc>
+        <w:tc>
+          <w:tcPr>
+            <w:tcW w:w="0" w:type="auto"/>
+            <w:vAlign w:val="center"/>
+            <w:hideMark/>
+          </w:tcPr>
+          <w:p>
+            <w:r>
+              <w:t>0000000</w:t>
+            </w:r>
+          </w:p>
+        </w:tc>
+        <w:tc>
+          <w:tcPr>
+            <w:tcW w:w="0" w:type="auto"/>
+            <w:vAlign w:val="center"/>
+            <w:hideMark/>
+          </w:tcPr>
+          <w:p>
             <w:r>
               <w:t>xor</w:t>
             </w:r>
-            <w:proofErr w:type="spellEnd"/>
-            <w:r>
-              <w:t>)</w:t>
-            </w:r>
-          </w:p>
-        </w:tc>
-        <w:tc>
-          <w:tcPr>
-            <w:tcW w:w="0" w:type="auto"/>
-            <w:vAlign w:val="center"/>
-            <w:hideMark/>
-          </w:tcPr>
-          <w:p>
-            <w:r>
-              <w:t>100</w:t>
-            </w:r>
-          </w:p>
-        </w:tc>
-        <w:tc>
-          <w:tcPr>
-            <w:tcW w:w="0" w:type="auto"/>
-            <w:vAlign w:val="center"/>
-            <w:hideMark/>
-          </w:tcPr>
-          <w:p>
-            <w:r>
-              <w:t>0000000</w:t>
-            </w:r>
-          </w:p>
-        </w:tc>
-        <w:tc>
-          <w:tcPr>
-            <w:tcW w:w="0" w:type="auto"/>
-            <w:vAlign w:val="center"/>
-            <w:hideMark/>
-          </w:tcPr>
-          <w:p>
-            <w:proofErr w:type="spellStart"/>
-            <w:r>
-              <w:t>xor</w:t>
-            </w:r>
-            <w:proofErr w:type="spellEnd"/>
           </w:p>
         </w:tc>
       </w:tr>
@@ -1873,60 +1651,45 @@
             <w:hideMark/>
           </w:tcPr>
           <w:p>
-            <w:proofErr w:type="spellStart"/>
-            <w:r>
-              <w:t>stts</w:t>
-            </w:r>
-            <w:proofErr w:type="spellEnd"/>
-            <w:r>
-              <w:t xml:space="preserve"> (</w:t>
-            </w:r>
-            <w:proofErr w:type="spellStart"/>
+            <w:r>
+              <w:t>stts (sll)</w:t>
+            </w:r>
+          </w:p>
+        </w:tc>
+        <w:tc>
+          <w:tcPr>
+            <w:tcW w:w="0" w:type="auto"/>
+            <w:vAlign w:val="center"/>
+            <w:hideMark/>
+          </w:tcPr>
+          <w:p>
+            <w:r>
+              <w:t>001</w:t>
+            </w:r>
+          </w:p>
+        </w:tc>
+        <w:tc>
+          <w:tcPr>
+            <w:tcW w:w="0" w:type="auto"/>
+            <w:vAlign w:val="center"/>
+            <w:hideMark/>
+          </w:tcPr>
+          <w:p>
+            <w:r>
+              <w:t>0000000</w:t>
+            </w:r>
+          </w:p>
+        </w:tc>
+        <w:tc>
+          <w:tcPr>
+            <w:tcW w:w="0" w:type="auto"/>
+            <w:vAlign w:val="center"/>
+            <w:hideMark/>
+          </w:tcPr>
+          <w:p>
             <w:r>
               <w:t>sll</w:t>
             </w:r>
-            <w:proofErr w:type="spellEnd"/>
-            <w:r>
-              <w:t>)</w:t>
-            </w:r>
-          </w:p>
-        </w:tc>
-        <w:tc>
-          <w:tcPr>
-            <w:tcW w:w="0" w:type="auto"/>
-            <w:vAlign w:val="center"/>
-            <w:hideMark/>
-          </w:tcPr>
-          <w:p>
-            <w:r>
-              <w:t>001</w:t>
-            </w:r>
-          </w:p>
-        </w:tc>
-        <w:tc>
-          <w:tcPr>
-            <w:tcW w:w="0" w:type="auto"/>
-            <w:vAlign w:val="center"/>
-            <w:hideMark/>
-          </w:tcPr>
-          <w:p>
-            <w:r>
-              <w:t>0000000</w:t>
-            </w:r>
-          </w:p>
-        </w:tc>
-        <w:tc>
-          <w:tcPr>
-            <w:tcW w:w="0" w:type="auto"/>
-            <w:vAlign w:val="center"/>
-            <w:hideMark/>
-          </w:tcPr>
-          <w:p>
-            <w:proofErr w:type="spellStart"/>
-            <w:r>
-              <w:t>sll</w:t>
-            </w:r>
-            <w:proofErr w:type="spellEnd"/>
           </w:p>
         </w:tc>
       </w:tr>
@@ -1969,60 +1732,45 @@
             <w:hideMark/>
           </w:tcPr>
           <w:p>
-            <w:proofErr w:type="spellStart"/>
-            <w:r>
-              <w:t>stto</w:t>
-            </w:r>
-            <w:proofErr w:type="spellEnd"/>
-            <w:r>
-              <w:t xml:space="preserve"> (</w:t>
-            </w:r>
-            <w:proofErr w:type="spellStart"/>
+            <w:r>
+              <w:t>stto (srl)</w:t>
+            </w:r>
+          </w:p>
+        </w:tc>
+        <w:tc>
+          <w:tcPr>
+            <w:tcW w:w="0" w:type="auto"/>
+            <w:vAlign w:val="center"/>
+            <w:hideMark/>
+          </w:tcPr>
+          <w:p>
+            <w:r>
+              <w:t>101</w:t>
+            </w:r>
+          </w:p>
+        </w:tc>
+        <w:tc>
+          <w:tcPr>
+            <w:tcW w:w="0" w:type="auto"/>
+            <w:vAlign w:val="center"/>
+            <w:hideMark/>
+          </w:tcPr>
+          <w:p>
+            <w:r>
+              <w:t>0000000</w:t>
+            </w:r>
+          </w:p>
+        </w:tc>
+        <w:tc>
+          <w:tcPr>
+            <w:tcW w:w="0" w:type="auto"/>
+            <w:vAlign w:val="center"/>
+            <w:hideMark/>
+          </w:tcPr>
+          <w:p>
             <w:r>
               <w:t>srl</w:t>
             </w:r>
-            <w:proofErr w:type="spellEnd"/>
-            <w:r>
-              <w:t>)</w:t>
-            </w:r>
-          </w:p>
-        </w:tc>
-        <w:tc>
-          <w:tcPr>
-            <w:tcW w:w="0" w:type="auto"/>
-            <w:vAlign w:val="center"/>
-            <w:hideMark/>
-          </w:tcPr>
-          <w:p>
-            <w:r>
-              <w:t>101</w:t>
-            </w:r>
-          </w:p>
-        </w:tc>
-        <w:tc>
-          <w:tcPr>
-            <w:tcW w:w="0" w:type="auto"/>
-            <w:vAlign w:val="center"/>
-            <w:hideMark/>
-          </w:tcPr>
-          <w:p>
-            <w:r>
-              <w:t>0000000</w:t>
-            </w:r>
-          </w:p>
-        </w:tc>
-        <w:tc>
-          <w:tcPr>
-            <w:tcW w:w="0" w:type="auto"/>
-            <w:vAlign w:val="center"/>
-            <w:hideMark/>
-          </w:tcPr>
-          <w:p>
-            <w:proofErr w:type="spellStart"/>
-            <w:r>
-              <w:t>srl</w:t>
-            </w:r>
-            <w:proofErr w:type="spellEnd"/>
           </w:p>
         </w:tc>
       </w:tr>
@@ -2066,60 +1814,45 @@
             <w:hideMark/>
           </w:tcPr>
           <w:p>
-            <w:proofErr w:type="spellStart"/>
-            <w:r>
-              <w:t>kpnh</w:t>
-            </w:r>
-            <w:proofErr w:type="spellEnd"/>
-            <w:r>
-              <w:t xml:space="preserve"> (</w:t>
-            </w:r>
-            <w:proofErr w:type="spellStart"/>
+            <w:r>
+              <w:t>kpnh (addi)</w:t>
+            </w:r>
+          </w:p>
+        </w:tc>
+        <w:tc>
+          <w:tcPr>
+            <w:tcW w:w="0" w:type="auto"/>
+            <w:vAlign w:val="center"/>
+            <w:hideMark/>
+          </w:tcPr>
+          <w:p>
+            <w:r>
+              <w:t>000</w:t>
+            </w:r>
+          </w:p>
+        </w:tc>
+        <w:tc>
+          <w:tcPr>
+            <w:tcW w:w="0" w:type="auto"/>
+            <w:vAlign w:val="center"/>
+            <w:hideMark/>
+          </w:tcPr>
+          <w:p>
+            <w:r>
+              <w:t>—</w:t>
+            </w:r>
+          </w:p>
+        </w:tc>
+        <w:tc>
+          <w:tcPr>
+            <w:tcW w:w="0" w:type="auto"/>
+            <w:vAlign w:val="center"/>
+            <w:hideMark/>
+          </w:tcPr>
+          <w:p>
             <w:r>
               <w:t>addi</w:t>
             </w:r>
-            <w:proofErr w:type="spellEnd"/>
-            <w:r>
-              <w:t>)</w:t>
-            </w:r>
-          </w:p>
-        </w:tc>
-        <w:tc>
-          <w:tcPr>
-            <w:tcW w:w="0" w:type="auto"/>
-            <w:vAlign w:val="center"/>
-            <w:hideMark/>
-          </w:tcPr>
-          <w:p>
-            <w:r>
-              <w:t>000</w:t>
-            </w:r>
-          </w:p>
-        </w:tc>
-        <w:tc>
-          <w:tcPr>
-            <w:tcW w:w="0" w:type="auto"/>
-            <w:vAlign w:val="center"/>
-            <w:hideMark/>
-          </w:tcPr>
-          <w:p>
-            <w:r>
-              <w:t>—</w:t>
-            </w:r>
-          </w:p>
-        </w:tc>
-        <w:tc>
-          <w:tcPr>
-            <w:tcW w:w="0" w:type="auto"/>
-            <w:vAlign w:val="center"/>
-            <w:hideMark/>
-          </w:tcPr>
-          <w:p>
-            <w:proofErr w:type="spellStart"/>
-            <w:r>
-              <w:t>addi</w:t>
-            </w:r>
-            <w:proofErr w:type="spellEnd"/>
           </w:p>
         </w:tc>
       </w:tr>
@@ -2162,60 +1895,45 @@
             <w:hideMark/>
           </w:tcPr>
           <w:p>
-            <w:proofErr w:type="spellStart"/>
-            <w:r>
-              <w:t>leh</w:t>
-            </w:r>
-            <w:proofErr w:type="spellEnd"/>
-            <w:r>
-              <w:t xml:space="preserve"> (</w:t>
-            </w:r>
-            <w:proofErr w:type="spellStart"/>
+            <w:r>
+              <w:t>leh (andi)</w:t>
+            </w:r>
+          </w:p>
+        </w:tc>
+        <w:tc>
+          <w:tcPr>
+            <w:tcW w:w="0" w:type="auto"/>
+            <w:vAlign w:val="center"/>
+            <w:hideMark/>
+          </w:tcPr>
+          <w:p>
+            <w:r>
+              <w:t>111</w:t>
+            </w:r>
+          </w:p>
+        </w:tc>
+        <w:tc>
+          <w:tcPr>
+            <w:tcW w:w="0" w:type="auto"/>
+            <w:vAlign w:val="center"/>
+            <w:hideMark/>
+          </w:tcPr>
+          <w:p>
+            <w:r>
+              <w:t>—</w:t>
+            </w:r>
+          </w:p>
+        </w:tc>
+        <w:tc>
+          <w:tcPr>
+            <w:tcW w:w="0" w:type="auto"/>
+            <w:vAlign w:val="center"/>
+            <w:hideMark/>
+          </w:tcPr>
+          <w:p>
             <w:r>
               <w:t>andi</w:t>
             </w:r>
-            <w:proofErr w:type="spellEnd"/>
-            <w:r>
-              <w:t>)</w:t>
-            </w:r>
-          </w:p>
-        </w:tc>
-        <w:tc>
-          <w:tcPr>
-            <w:tcW w:w="0" w:type="auto"/>
-            <w:vAlign w:val="center"/>
-            <w:hideMark/>
-          </w:tcPr>
-          <w:p>
-            <w:r>
-              <w:t>111</w:t>
-            </w:r>
-          </w:p>
-        </w:tc>
-        <w:tc>
-          <w:tcPr>
-            <w:tcW w:w="0" w:type="auto"/>
-            <w:vAlign w:val="center"/>
-            <w:hideMark/>
-          </w:tcPr>
-          <w:p>
-            <w:r>
-              <w:t>—</w:t>
-            </w:r>
-          </w:p>
-        </w:tc>
-        <w:tc>
-          <w:tcPr>
-            <w:tcW w:w="0" w:type="auto"/>
-            <w:vAlign w:val="center"/>
-            <w:hideMark/>
-          </w:tcPr>
-          <w:p>
-            <w:proofErr w:type="spellStart"/>
-            <w:r>
-              <w:t>andi</w:t>
-            </w:r>
-            <w:proofErr w:type="spellEnd"/>
           </w:p>
         </w:tc>
       </w:tr>
@@ -2259,54 +1977,44 @@
           </w:tcPr>
           <w:p>
             <w:r>
-              <w:t>kph (</w:t>
-            </w:r>
-            <w:proofErr w:type="spellStart"/>
+              <w:t>kph (ori)</w:t>
+            </w:r>
+          </w:p>
+        </w:tc>
+        <w:tc>
+          <w:tcPr>
+            <w:tcW w:w="0" w:type="auto"/>
+            <w:vAlign w:val="center"/>
+            <w:hideMark/>
+          </w:tcPr>
+          <w:p>
+            <w:r>
+              <w:t>110</w:t>
+            </w:r>
+          </w:p>
+        </w:tc>
+        <w:tc>
+          <w:tcPr>
+            <w:tcW w:w="0" w:type="auto"/>
+            <w:vAlign w:val="center"/>
+            <w:hideMark/>
+          </w:tcPr>
+          <w:p>
+            <w:r>
+              <w:t>—</w:t>
+            </w:r>
+          </w:p>
+        </w:tc>
+        <w:tc>
+          <w:tcPr>
+            <w:tcW w:w="0" w:type="auto"/>
+            <w:vAlign w:val="center"/>
+            <w:hideMark/>
+          </w:tcPr>
+          <w:p>
             <w:r>
               <w:t>ori</w:t>
             </w:r>
-            <w:proofErr w:type="spellEnd"/>
-            <w:r>
-              <w:t>)</w:t>
-            </w:r>
-          </w:p>
-        </w:tc>
-        <w:tc>
-          <w:tcPr>
-            <w:tcW w:w="0" w:type="auto"/>
-            <w:vAlign w:val="center"/>
-            <w:hideMark/>
-          </w:tcPr>
-          <w:p>
-            <w:r>
-              <w:t>110</w:t>
-            </w:r>
-          </w:p>
-        </w:tc>
-        <w:tc>
-          <w:tcPr>
-            <w:tcW w:w="0" w:type="auto"/>
-            <w:vAlign w:val="center"/>
-            <w:hideMark/>
-          </w:tcPr>
-          <w:p>
-            <w:r>
-              <w:t>—</w:t>
-            </w:r>
-          </w:p>
-        </w:tc>
-        <w:tc>
-          <w:tcPr>
-            <w:tcW w:w="0" w:type="auto"/>
-            <w:vAlign w:val="center"/>
-            <w:hideMark/>
-          </w:tcPr>
-          <w:p>
-            <w:proofErr w:type="spellStart"/>
-            <w:r>
-              <w:t>ori</w:t>
-            </w:r>
-            <w:proofErr w:type="spellEnd"/>
           </w:p>
         </w:tc>
       </w:tr>
@@ -2349,60 +2057,45 @@
             <w:hideMark/>
           </w:tcPr>
           <w:p>
-            <w:proofErr w:type="spellStart"/>
-            <w:r>
-              <w:t>kpeh</w:t>
-            </w:r>
-            <w:proofErr w:type="spellEnd"/>
-            <w:r>
-              <w:t xml:space="preserve"> (</w:t>
-            </w:r>
-            <w:proofErr w:type="spellStart"/>
+            <w:r>
+              <w:t>kpeh (xori)</w:t>
+            </w:r>
+          </w:p>
+        </w:tc>
+        <w:tc>
+          <w:tcPr>
+            <w:tcW w:w="0" w:type="auto"/>
+            <w:vAlign w:val="center"/>
+            <w:hideMark/>
+          </w:tcPr>
+          <w:p>
+            <w:r>
+              <w:t>100</w:t>
+            </w:r>
+          </w:p>
+        </w:tc>
+        <w:tc>
+          <w:tcPr>
+            <w:tcW w:w="0" w:type="auto"/>
+            <w:vAlign w:val="center"/>
+            <w:hideMark/>
+          </w:tcPr>
+          <w:p>
+            <w:r>
+              <w:t>—</w:t>
+            </w:r>
+          </w:p>
+        </w:tc>
+        <w:tc>
+          <w:tcPr>
+            <w:tcW w:w="0" w:type="auto"/>
+            <w:vAlign w:val="center"/>
+            <w:hideMark/>
+          </w:tcPr>
+          <w:p>
             <w:r>
               <w:t>xori</w:t>
             </w:r>
-            <w:proofErr w:type="spellEnd"/>
-            <w:r>
-              <w:t>)</w:t>
-            </w:r>
-          </w:p>
-        </w:tc>
-        <w:tc>
-          <w:tcPr>
-            <w:tcW w:w="0" w:type="auto"/>
-            <w:vAlign w:val="center"/>
-            <w:hideMark/>
-          </w:tcPr>
-          <w:p>
-            <w:r>
-              <w:t>100</w:t>
-            </w:r>
-          </w:p>
-        </w:tc>
-        <w:tc>
-          <w:tcPr>
-            <w:tcW w:w="0" w:type="auto"/>
-            <w:vAlign w:val="center"/>
-            <w:hideMark/>
-          </w:tcPr>
-          <w:p>
-            <w:r>
-              <w:t>—</w:t>
-            </w:r>
-          </w:p>
-        </w:tc>
-        <w:tc>
-          <w:tcPr>
-            <w:tcW w:w="0" w:type="auto"/>
-            <w:vAlign w:val="center"/>
-            <w:hideMark/>
-          </w:tcPr>
-          <w:p>
-            <w:proofErr w:type="spellStart"/>
-            <w:r>
-              <w:t>xori</w:t>
-            </w:r>
-            <w:proofErr w:type="spellEnd"/>
           </w:p>
         </w:tc>
       </w:tr>
@@ -2445,60 +2138,45 @@
             <w:hideMark/>
           </w:tcPr>
           <w:p>
-            <w:proofErr w:type="spellStart"/>
-            <w:r>
-              <w:t>tsl</w:t>
-            </w:r>
-            <w:proofErr w:type="spellEnd"/>
-            <w:r>
-              <w:t xml:space="preserve"> (</w:t>
-            </w:r>
-            <w:proofErr w:type="spellStart"/>
+            <w:r>
+              <w:t>tsl (lw)</w:t>
+            </w:r>
+          </w:p>
+        </w:tc>
+        <w:tc>
+          <w:tcPr>
+            <w:tcW w:w="0" w:type="auto"/>
+            <w:vAlign w:val="center"/>
+            <w:hideMark/>
+          </w:tcPr>
+          <w:p>
+            <w:r>
+              <w:t>010</w:t>
+            </w:r>
+          </w:p>
+        </w:tc>
+        <w:tc>
+          <w:tcPr>
+            <w:tcW w:w="0" w:type="auto"/>
+            <w:vAlign w:val="center"/>
+            <w:hideMark/>
+          </w:tcPr>
+          <w:p>
+            <w:r>
+              <w:t>—</w:t>
+            </w:r>
+          </w:p>
+        </w:tc>
+        <w:tc>
+          <w:tcPr>
+            <w:tcW w:w="0" w:type="auto"/>
+            <w:vAlign w:val="center"/>
+            <w:hideMark/>
+          </w:tcPr>
+          <w:p>
             <w:r>
               <w:t>lw</w:t>
             </w:r>
-            <w:proofErr w:type="spellEnd"/>
-            <w:r>
-              <w:t>)</w:t>
-            </w:r>
-          </w:p>
-        </w:tc>
-        <w:tc>
-          <w:tcPr>
-            <w:tcW w:w="0" w:type="auto"/>
-            <w:vAlign w:val="center"/>
-            <w:hideMark/>
-          </w:tcPr>
-          <w:p>
-            <w:r>
-              <w:t>010</w:t>
-            </w:r>
-          </w:p>
-        </w:tc>
-        <w:tc>
-          <w:tcPr>
-            <w:tcW w:w="0" w:type="auto"/>
-            <w:vAlign w:val="center"/>
-            <w:hideMark/>
-          </w:tcPr>
-          <w:p>
-            <w:r>
-              <w:t>—</w:t>
-            </w:r>
-          </w:p>
-        </w:tc>
-        <w:tc>
-          <w:tcPr>
-            <w:tcW w:w="0" w:type="auto"/>
-            <w:vAlign w:val="center"/>
-            <w:hideMark/>
-          </w:tcPr>
-          <w:p>
-            <w:proofErr w:type="spellStart"/>
-            <w:r>
-              <w:t>lw</w:t>
-            </w:r>
-            <w:proofErr w:type="spellEnd"/>
           </w:p>
         </w:tc>
       </w:tr>
@@ -2542,54 +2220,44 @@
           </w:tcPr>
           <w:p>
             <w:r>
-              <w:t>bl (</w:t>
-            </w:r>
-            <w:proofErr w:type="spellStart"/>
+              <w:t>bl (sw)</w:t>
+            </w:r>
+          </w:p>
+        </w:tc>
+        <w:tc>
+          <w:tcPr>
+            <w:tcW w:w="0" w:type="auto"/>
+            <w:vAlign w:val="center"/>
+            <w:hideMark/>
+          </w:tcPr>
+          <w:p>
+            <w:r>
+              <w:t>010</w:t>
+            </w:r>
+          </w:p>
+        </w:tc>
+        <w:tc>
+          <w:tcPr>
+            <w:tcW w:w="0" w:type="auto"/>
+            <w:vAlign w:val="center"/>
+            <w:hideMark/>
+          </w:tcPr>
+          <w:p>
+            <w:r>
+              <w:t>—</w:t>
+            </w:r>
+          </w:p>
+        </w:tc>
+        <w:tc>
+          <w:tcPr>
+            <w:tcW w:w="0" w:type="auto"/>
+            <w:vAlign w:val="center"/>
+            <w:hideMark/>
+          </w:tcPr>
+          <w:p>
             <w:r>
               <w:t>sw</w:t>
             </w:r>
-            <w:proofErr w:type="spellEnd"/>
-            <w:r>
-              <w:t>)</w:t>
-            </w:r>
-          </w:p>
-        </w:tc>
-        <w:tc>
-          <w:tcPr>
-            <w:tcW w:w="0" w:type="auto"/>
-            <w:vAlign w:val="center"/>
-            <w:hideMark/>
-          </w:tcPr>
-          <w:p>
-            <w:r>
-              <w:t>010</w:t>
-            </w:r>
-          </w:p>
-        </w:tc>
-        <w:tc>
-          <w:tcPr>
-            <w:tcW w:w="0" w:type="auto"/>
-            <w:vAlign w:val="center"/>
-            <w:hideMark/>
-          </w:tcPr>
-          <w:p>
-            <w:r>
-              <w:t>—</w:t>
-            </w:r>
-          </w:p>
-        </w:tc>
-        <w:tc>
-          <w:tcPr>
-            <w:tcW w:w="0" w:type="auto"/>
-            <w:vAlign w:val="center"/>
-            <w:hideMark/>
-          </w:tcPr>
-          <w:p>
-            <w:proofErr w:type="spellStart"/>
-            <w:r>
-              <w:t>sw</w:t>
-            </w:r>
-            <w:proofErr w:type="spellEnd"/>
           </w:p>
         </w:tc>
       </w:tr>
@@ -2632,60 +2300,45 @@
             <w:hideMark/>
           </w:tcPr>
           <w:p>
-            <w:proofErr w:type="spellStart"/>
-            <w:r>
-              <w:t>khl</w:t>
-            </w:r>
-            <w:proofErr w:type="spellEnd"/>
-            <w:r>
-              <w:t xml:space="preserve"> (</w:t>
-            </w:r>
-            <w:proofErr w:type="spellStart"/>
+            <w:r>
+              <w:t>khl (beq)</w:t>
+            </w:r>
+          </w:p>
+        </w:tc>
+        <w:tc>
+          <w:tcPr>
+            <w:tcW w:w="0" w:type="auto"/>
+            <w:vAlign w:val="center"/>
+            <w:hideMark/>
+          </w:tcPr>
+          <w:p>
+            <w:r>
+              <w:t>000</w:t>
+            </w:r>
+          </w:p>
+        </w:tc>
+        <w:tc>
+          <w:tcPr>
+            <w:tcW w:w="0" w:type="auto"/>
+            <w:vAlign w:val="center"/>
+            <w:hideMark/>
+          </w:tcPr>
+          <w:p>
+            <w:r>
+              <w:t>—</w:t>
+            </w:r>
+          </w:p>
+        </w:tc>
+        <w:tc>
+          <w:tcPr>
+            <w:tcW w:w="0" w:type="auto"/>
+            <w:vAlign w:val="center"/>
+            <w:hideMark/>
+          </w:tcPr>
+          <w:p>
             <w:r>
               <w:t>beq</w:t>
             </w:r>
-            <w:proofErr w:type="spellEnd"/>
-            <w:r>
-              <w:t>)</w:t>
-            </w:r>
-          </w:p>
-        </w:tc>
-        <w:tc>
-          <w:tcPr>
-            <w:tcW w:w="0" w:type="auto"/>
-            <w:vAlign w:val="center"/>
-            <w:hideMark/>
-          </w:tcPr>
-          <w:p>
-            <w:r>
-              <w:t>000</w:t>
-            </w:r>
-          </w:p>
-        </w:tc>
-        <w:tc>
-          <w:tcPr>
-            <w:tcW w:w="0" w:type="auto"/>
-            <w:vAlign w:val="center"/>
-            <w:hideMark/>
-          </w:tcPr>
-          <w:p>
-            <w:r>
-              <w:t>—</w:t>
-            </w:r>
-          </w:p>
-        </w:tc>
-        <w:tc>
-          <w:tcPr>
-            <w:tcW w:w="0" w:type="auto"/>
-            <w:vAlign w:val="center"/>
-            <w:hideMark/>
-          </w:tcPr>
-          <w:p>
-            <w:proofErr w:type="spellStart"/>
-            <w:r>
-              <w:t>beq</w:t>
-            </w:r>
-            <w:proofErr w:type="spellEnd"/>
           </w:p>
         </w:tc>
       </w:tr>
@@ -2728,60 +2381,45 @@
             <w:hideMark/>
           </w:tcPr>
           <w:p>
-            <w:proofErr w:type="spellStart"/>
-            <w:r>
-              <w:t>khsl</w:t>
-            </w:r>
-            <w:proofErr w:type="spellEnd"/>
-            <w:r>
-              <w:t xml:space="preserve"> (</w:t>
-            </w:r>
-            <w:proofErr w:type="spellStart"/>
+            <w:r>
+              <w:t>khsl (bne)</w:t>
+            </w:r>
+          </w:p>
+        </w:tc>
+        <w:tc>
+          <w:tcPr>
+            <w:tcW w:w="0" w:type="auto"/>
+            <w:vAlign w:val="center"/>
+            <w:hideMark/>
+          </w:tcPr>
+          <w:p>
+            <w:r>
+              <w:t>001</w:t>
+            </w:r>
+          </w:p>
+        </w:tc>
+        <w:tc>
+          <w:tcPr>
+            <w:tcW w:w="0" w:type="auto"/>
+            <w:vAlign w:val="center"/>
+            <w:hideMark/>
+          </w:tcPr>
+          <w:p>
+            <w:r>
+              <w:t>—</w:t>
+            </w:r>
+          </w:p>
+        </w:tc>
+        <w:tc>
+          <w:tcPr>
+            <w:tcW w:w="0" w:type="auto"/>
+            <w:vAlign w:val="center"/>
+            <w:hideMark/>
+          </w:tcPr>
+          <w:p>
             <w:r>
               <w:t>bne</w:t>
             </w:r>
-            <w:proofErr w:type="spellEnd"/>
-            <w:r>
-              <w:t>)</w:t>
-            </w:r>
-          </w:p>
-        </w:tc>
-        <w:tc>
-          <w:tcPr>
-            <w:tcW w:w="0" w:type="auto"/>
-            <w:vAlign w:val="center"/>
-            <w:hideMark/>
-          </w:tcPr>
-          <w:p>
-            <w:r>
-              <w:t>001</w:t>
-            </w:r>
-          </w:p>
-        </w:tc>
-        <w:tc>
-          <w:tcPr>
-            <w:tcW w:w="0" w:type="auto"/>
-            <w:vAlign w:val="center"/>
-            <w:hideMark/>
-          </w:tcPr>
-          <w:p>
-            <w:r>
-              <w:t>—</w:t>
-            </w:r>
-          </w:p>
-        </w:tc>
-        <w:tc>
-          <w:tcPr>
-            <w:tcW w:w="0" w:type="auto"/>
-            <w:vAlign w:val="center"/>
-            <w:hideMark/>
-          </w:tcPr>
-          <w:p>
-            <w:proofErr w:type="spellStart"/>
-            <w:r>
-              <w:t>bne</w:t>
-            </w:r>
-            <w:proofErr w:type="spellEnd"/>
           </w:p>
         </w:tc>
       </w:tr>
@@ -2824,60 +2462,45 @@
             <w:hideMark/>
           </w:tcPr>
           <w:p>
-            <w:proofErr w:type="spellStart"/>
-            <w:r>
-              <w:t>khn</w:t>
-            </w:r>
-            <w:proofErr w:type="spellEnd"/>
-            <w:r>
-              <w:t xml:space="preserve"> (</w:t>
-            </w:r>
-            <w:proofErr w:type="spellStart"/>
+            <w:r>
+              <w:t>khn (blt)</w:t>
+            </w:r>
+          </w:p>
+        </w:tc>
+        <w:tc>
+          <w:tcPr>
+            <w:tcW w:w="0" w:type="auto"/>
+            <w:vAlign w:val="center"/>
+            <w:hideMark/>
+          </w:tcPr>
+          <w:p>
+            <w:r>
+              <w:t>100</w:t>
+            </w:r>
+          </w:p>
+        </w:tc>
+        <w:tc>
+          <w:tcPr>
+            <w:tcW w:w="0" w:type="auto"/>
+            <w:vAlign w:val="center"/>
+            <w:hideMark/>
+          </w:tcPr>
+          <w:p>
+            <w:r>
+              <w:t>—</w:t>
+            </w:r>
+          </w:p>
+        </w:tc>
+        <w:tc>
+          <w:tcPr>
+            <w:tcW w:w="0" w:type="auto"/>
+            <w:vAlign w:val="center"/>
+            <w:hideMark/>
+          </w:tcPr>
+          <w:p>
             <w:r>
               <w:t>blt</w:t>
             </w:r>
-            <w:proofErr w:type="spellEnd"/>
-            <w:r>
-              <w:t>)</w:t>
-            </w:r>
-          </w:p>
-        </w:tc>
-        <w:tc>
-          <w:tcPr>
-            <w:tcW w:w="0" w:type="auto"/>
-            <w:vAlign w:val="center"/>
-            <w:hideMark/>
-          </w:tcPr>
-          <w:p>
-            <w:r>
-              <w:t>100</w:t>
-            </w:r>
-          </w:p>
-        </w:tc>
-        <w:tc>
-          <w:tcPr>
-            <w:tcW w:w="0" w:type="auto"/>
-            <w:vAlign w:val="center"/>
-            <w:hideMark/>
-          </w:tcPr>
-          <w:p>
-            <w:r>
-              <w:t>—</w:t>
-            </w:r>
-          </w:p>
-        </w:tc>
-        <w:tc>
-          <w:tcPr>
-            <w:tcW w:w="0" w:type="auto"/>
-            <w:vAlign w:val="center"/>
-            <w:hideMark/>
-          </w:tcPr>
-          <w:p>
-            <w:proofErr w:type="spellStart"/>
-            <w:r>
-              <w:t>blt</w:t>
-            </w:r>
-            <w:proofErr w:type="spellEnd"/>
           </w:p>
         </w:tc>
       </w:tr>
@@ -2920,60 +2543,45 @@
             <w:hideMark/>
           </w:tcPr>
           <w:p>
-            <w:proofErr w:type="spellStart"/>
-            <w:r>
-              <w:t>khk</w:t>
-            </w:r>
-            <w:proofErr w:type="spellEnd"/>
-            <w:r>
-              <w:t xml:space="preserve"> (</w:t>
-            </w:r>
-            <w:proofErr w:type="spellStart"/>
+            <w:r>
+              <w:t>khk (bge)</w:t>
+            </w:r>
+          </w:p>
+        </w:tc>
+        <w:tc>
+          <w:tcPr>
+            <w:tcW w:w="0" w:type="auto"/>
+            <w:vAlign w:val="center"/>
+            <w:hideMark/>
+          </w:tcPr>
+          <w:p>
+            <w:r>
+              <w:t>101</w:t>
+            </w:r>
+          </w:p>
+        </w:tc>
+        <w:tc>
+          <w:tcPr>
+            <w:tcW w:w="0" w:type="auto"/>
+            <w:vAlign w:val="center"/>
+            <w:hideMark/>
+          </w:tcPr>
+          <w:p>
+            <w:r>
+              <w:t>—</w:t>
+            </w:r>
+          </w:p>
+        </w:tc>
+        <w:tc>
+          <w:tcPr>
+            <w:tcW w:w="0" w:type="auto"/>
+            <w:vAlign w:val="center"/>
+            <w:hideMark/>
+          </w:tcPr>
+          <w:p>
             <w:r>
               <w:t>bge</w:t>
             </w:r>
-            <w:proofErr w:type="spellEnd"/>
-            <w:r>
-              <w:t>)</w:t>
-            </w:r>
-          </w:p>
-        </w:tc>
-        <w:tc>
-          <w:tcPr>
-            <w:tcW w:w="0" w:type="auto"/>
-            <w:vAlign w:val="center"/>
-            <w:hideMark/>
-          </w:tcPr>
-          <w:p>
-            <w:r>
-              <w:t>101</w:t>
-            </w:r>
-          </w:p>
-        </w:tc>
-        <w:tc>
-          <w:tcPr>
-            <w:tcW w:w="0" w:type="auto"/>
-            <w:vAlign w:val="center"/>
-            <w:hideMark/>
-          </w:tcPr>
-          <w:p>
-            <w:r>
-              <w:t>—</w:t>
-            </w:r>
-          </w:p>
-        </w:tc>
-        <w:tc>
-          <w:tcPr>
-            <w:tcW w:w="0" w:type="auto"/>
-            <w:vAlign w:val="center"/>
-            <w:hideMark/>
-          </w:tcPr>
-          <w:p>
-            <w:proofErr w:type="spellStart"/>
-            <w:r>
-              <w:t>bge</w:t>
-            </w:r>
-            <w:proofErr w:type="spellEnd"/>
           </w:p>
         </w:tc>
       </w:tr>
@@ -3016,60 +2624,45 @@
             <w:hideMark/>
           </w:tcPr>
           <w:p>
-            <w:proofErr w:type="spellStart"/>
-            <w:r>
-              <w:t>tlkr</w:t>
-            </w:r>
-            <w:proofErr w:type="spellEnd"/>
-            <w:r>
-              <w:t xml:space="preserve"> (</w:t>
-            </w:r>
-            <w:proofErr w:type="spellStart"/>
+            <w:r>
+              <w:t>tlkr (jalr)</w:t>
+            </w:r>
+          </w:p>
+        </w:tc>
+        <w:tc>
+          <w:tcPr>
+            <w:tcW w:w="0" w:type="auto"/>
+            <w:vAlign w:val="center"/>
+            <w:hideMark/>
+          </w:tcPr>
+          <w:p>
+            <w:r>
+              <w:t>000</w:t>
+            </w:r>
+          </w:p>
+        </w:tc>
+        <w:tc>
+          <w:tcPr>
+            <w:tcW w:w="0" w:type="auto"/>
+            <w:vAlign w:val="center"/>
+            <w:hideMark/>
+          </w:tcPr>
+          <w:p>
+            <w:r>
+              <w:t>—</w:t>
+            </w:r>
+          </w:p>
+        </w:tc>
+        <w:tc>
+          <w:tcPr>
+            <w:tcW w:w="0" w:type="auto"/>
+            <w:vAlign w:val="center"/>
+            <w:hideMark/>
+          </w:tcPr>
+          <w:p>
             <w:r>
               <w:t>jalr</w:t>
             </w:r>
-            <w:proofErr w:type="spellEnd"/>
-            <w:r>
-              <w:t>)</w:t>
-            </w:r>
-          </w:p>
-        </w:tc>
-        <w:tc>
-          <w:tcPr>
-            <w:tcW w:w="0" w:type="auto"/>
-            <w:vAlign w:val="center"/>
-            <w:hideMark/>
-          </w:tcPr>
-          <w:p>
-            <w:r>
-              <w:t>000</w:t>
-            </w:r>
-          </w:p>
-        </w:tc>
-        <w:tc>
-          <w:tcPr>
-            <w:tcW w:w="0" w:type="auto"/>
-            <w:vAlign w:val="center"/>
-            <w:hideMark/>
-          </w:tcPr>
-          <w:p>
-            <w:r>
-              <w:t>—</w:t>
-            </w:r>
-          </w:p>
-        </w:tc>
-        <w:tc>
-          <w:tcPr>
-            <w:tcW w:w="0" w:type="auto"/>
-            <w:vAlign w:val="center"/>
-            <w:hideMark/>
-          </w:tcPr>
-          <w:p>
-            <w:proofErr w:type="spellStart"/>
-            <w:r>
-              <w:t>jalr</w:t>
-            </w:r>
-            <w:proofErr w:type="spellEnd"/>
           </w:p>
         </w:tc>
       </w:tr>
@@ -3112,60 +2705,45 @@
             <w:hideMark/>
           </w:tcPr>
           <w:p>
-            <w:proofErr w:type="spellStart"/>
-            <w:r>
-              <w:t>tlk</w:t>
-            </w:r>
-            <w:proofErr w:type="spellEnd"/>
-            <w:r>
-              <w:t xml:space="preserve"> (</w:t>
-            </w:r>
-            <w:proofErr w:type="spellStart"/>
+            <w:r>
+              <w:t>tlk (jal)</w:t>
+            </w:r>
+          </w:p>
+        </w:tc>
+        <w:tc>
+          <w:tcPr>
+            <w:tcW w:w="0" w:type="auto"/>
+            <w:vAlign w:val="center"/>
+            <w:hideMark/>
+          </w:tcPr>
+          <w:p>
+            <w:r>
+              <w:t>—</w:t>
+            </w:r>
+          </w:p>
+        </w:tc>
+        <w:tc>
+          <w:tcPr>
+            <w:tcW w:w="0" w:type="auto"/>
+            <w:vAlign w:val="center"/>
+            <w:hideMark/>
+          </w:tcPr>
+          <w:p>
+            <w:r>
+              <w:t>—</w:t>
+            </w:r>
+          </w:p>
+        </w:tc>
+        <w:tc>
+          <w:tcPr>
+            <w:tcW w:w="0" w:type="auto"/>
+            <w:vAlign w:val="center"/>
+            <w:hideMark/>
+          </w:tcPr>
+          <w:p>
             <w:r>
               <w:t>jal</w:t>
             </w:r>
-            <w:proofErr w:type="spellEnd"/>
-            <w:r>
-              <w:t>)</w:t>
-            </w:r>
-          </w:p>
-        </w:tc>
-        <w:tc>
-          <w:tcPr>
-            <w:tcW w:w="0" w:type="auto"/>
-            <w:vAlign w:val="center"/>
-            <w:hideMark/>
-          </w:tcPr>
-          <w:p>
-            <w:r>
-              <w:t>—</w:t>
-            </w:r>
-          </w:p>
-        </w:tc>
-        <w:tc>
-          <w:tcPr>
-            <w:tcW w:w="0" w:type="auto"/>
-            <w:vAlign w:val="center"/>
-            <w:hideMark/>
-          </w:tcPr>
-          <w:p>
-            <w:r>
-              <w:t>—</w:t>
-            </w:r>
-          </w:p>
-        </w:tc>
-        <w:tc>
-          <w:tcPr>
-            <w:tcW w:w="0" w:type="auto"/>
-            <w:vAlign w:val="center"/>
-            <w:hideMark/>
-          </w:tcPr>
-          <w:p>
-            <w:proofErr w:type="spellStart"/>
-            <w:r>
-              <w:t>jal</w:t>
-            </w:r>
-            <w:proofErr w:type="spellEnd"/>
           </w:p>
         </w:tc>
       </w:tr>
@@ -3208,13 +2786,8 @@
             <w:hideMark/>
           </w:tcPr>
           <w:p>
-            <w:proofErr w:type="spellStart"/>
-            <w:r>
-              <w:t>tl</w:t>
-            </w:r>
-            <w:proofErr w:type="spellEnd"/>
-            <w:r>
-              <w:t xml:space="preserve"> (j)</w:t>
+            <w:r>
+              <w:t>tl (j)</w:t>
             </w:r>
           </w:p>
         </w:tc>
@@ -3249,13 +2822,8 @@
             <w:hideMark/>
           </w:tcPr>
           <w:p>
-            <w:proofErr w:type="spellStart"/>
-            <w:r>
-              <w:t>jal</w:t>
-            </w:r>
-            <w:proofErr w:type="spellEnd"/>
-            <w:r>
-              <w:t xml:space="preserve"> x0, offset</w:t>
+            <w:r>
+              <w:t>jal x0, offset</w:t>
             </w:r>
           </w:p>
         </w:tc>
@@ -3323,23 +2891,7 @@
       </w:r>
       <w:r>
         <w:br/>
-        <w:t>During D1, the examiner noted that our ISA completely drops RV32I's immediate shift instructions (</w:t>
-      </w:r>
-      <w:proofErr w:type="spellStart"/>
-      <w:r>
-        <w:t>slli</w:t>
-      </w:r>
-      <w:proofErr w:type="spellEnd"/>
-      <w:r>
-        <w:t xml:space="preserve">, </w:t>
-      </w:r>
-      <w:proofErr w:type="spellStart"/>
-      <w:r>
-        <w:t>srli</w:t>
-      </w:r>
-      <w:proofErr w:type="spellEnd"/>
-      <w:r>
-        <w:t>).</w:t>
+        <w:t>During D1, the examiner noted that our ISA completely drops RV32I's immediate shift instructions (slli, srli).</w:t>
       </w:r>
       <w:r>
         <w:br/>
@@ -3362,170 +2914,7 @@
         <w:t>only</w:t>
       </w:r>
       <w:r>
-        <w:t xml:space="preserve"> use register-based shifts (</w:t>
-      </w:r>
-      <w:proofErr w:type="spellStart"/>
-      <w:r>
-        <w:t>stts</w:t>
-      </w:r>
-      <w:proofErr w:type="spellEnd"/>
-      <w:r>
-        <w:t xml:space="preserve">, </w:t>
-      </w:r>
-      <w:proofErr w:type="spellStart"/>
-      <w:r>
-        <w:t>stto</w:t>
-      </w:r>
-      <w:proofErr w:type="spellEnd"/>
-      <w:r>
-        <w:t xml:space="preserve">). This simplifies the </w:t>
-      </w:r>
-      <w:proofErr w:type="spellStart"/>
-      <w:r>
-        <w:t>datapath's</w:t>
-      </w:r>
-      <w:proofErr w:type="spellEnd"/>
-      <w:r>
-        <w:t xml:space="preserve"> shifter logic (the ALU only needs to read rs2 for shifts, and we don't need extra multiplexing for </w:t>
-      </w:r>
-      <w:proofErr w:type="spellStart"/>
-      <w:r>
-        <w:t>shamt</w:t>
-      </w:r>
-      <w:proofErr w:type="spellEnd"/>
-      <w:r>
-        <w:t>). We accept that software must load the shift amount into a register first.</w:t>
-      </w:r>
-    </w:p>
-    <w:p/>
-    <w:p/>
-    <w:p>
-      <w:r>
-        <w:rPr>
-          <w:b/>
-          <w:bCs/>
-        </w:rPr>
-        <w:t>Handover to Team:</w:t>
-      </w:r>
-    </w:p>
-    <w:p>
-      <w:pPr>
-        <w:numPr>
-          <w:ilvl w:val="0"/>
-          <w:numId w:val="2"/>
-        </w:numPr>
-      </w:pPr>
-      <w:r>
-        <w:rPr>
-          <w:b/>
-          <w:bCs/>
-        </w:rPr>
-        <w:t xml:space="preserve">To </w:t>
-      </w:r>
-      <w:proofErr w:type="spellStart"/>
-      <w:r>
-        <w:rPr>
-          <w:b/>
-          <w:bCs/>
-        </w:rPr>
-        <w:t>Setente</w:t>
-      </w:r>
-      <w:proofErr w:type="spellEnd"/>
-      <w:r>
-        <w:rPr>
-          <w:b/>
-          <w:bCs/>
-        </w:rPr>
-        <w:t xml:space="preserve"> (Assembler):</w:t>
-      </w:r>
-      <w:r>
-        <w:t xml:space="preserve"> The opcodes above are absolute. You can hardcode these into your string-matching logic. Note the exact casing (lowercase mnemonics).</w:t>
-      </w:r>
-    </w:p>
-    <w:p>
-      <w:pPr>
-        <w:numPr>
-          <w:ilvl w:val="0"/>
-          <w:numId w:val="2"/>
-        </w:numPr>
-      </w:pPr>
-      <w:r>
-        <w:rPr>
-          <w:b/>
-          <w:bCs/>
-        </w:rPr>
-        <w:t xml:space="preserve">To </w:t>
-      </w:r>
-      <w:proofErr w:type="spellStart"/>
-      <w:r>
-        <w:rPr>
-          <w:b/>
-          <w:bCs/>
-        </w:rPr>
-        <w:t>Leputla</w:t>
-      </w:r>
-      <w:proofErr w:type="spellEnd"/>
-      <w:r>
-        <w:rPr>
-          <w:b/>
-          <w:bCs/>
-        </w:rPr>
-        <w:t xml:space="preserve"> (Pipeline):</w:t>
-      </w:r>
-      <w:r>
-        <w:t xml:space="preserve"> The ISA uses 5-bit register fields (rs1, rs2, </w:t>
-      </w:r>
-      <w:proofErr w:type="spellStart"/>
-      <w:r>
-        <w:t>rd</w:t>
-      </w:r>
-      <w:proofErr w:type="spellEnd"/>
-      <w:r>
-        <w:t xml:space="preserve">). The Branch and Jump instructions resolve in the </w:t>
-      </w:r>
-      <w:r>
-        <w:rPr>
-          <w:b/>
-          <w:bCs/>
-        </w:rPr>
-        <w:t>EX</w:t>
-      </w:r>
-      <w:r>
-        <w:t xml:space="preserve"> stage.</w:t>
-      </w:r>
-    </w:p>
-    <w:p>
-      <w:pPr>
-        <w:numPr>
-          <w:ilvl w:val="0"/>
-          <w:numId w:val="2"/>
-        </w:numPr>
-      </w:pPr>
-      <w:r>
-        <w:rPr>
-          <w:b/>
-          <w:bCs/>
-        </w:rPr>
-        <w:t xml:space="preserve">To </w:t>
-      </w:r>
-      <w:proofErr w:type="spellStart"/>
-      <w:r>
-        <w:rPr>
-          <w:b/>
-          <w:bCs/>
-        </w:rPr>
-        <w:t>Thulo</w:t>
-      </w:r>
-      <w:proofErr w:type="spellEnd"/>
-      <w:r>
-        <w:rPr>
-          <w:b/>
-          <w:bCs/>
-        </w:rPr>
-        <w:t xml:space="preserve"> (Test):</w:t>
-      </w:r>
-      <w:r>
-        <w:t xml:space="preserve"> Use the exact hand-encoded binaries from the M1 PDF (Section 2.5) as your baseline unit tests for the assembler.</w:t>
+        <w:t xml:space="preserve"> use register-based shifts (stts, stto). This simplifies the datapath's shifter logic (the ALU only needs to read rs2 for shifts, and we don't need extra multiplexing for shamt). We accept that software must load the shift amount into a register first.</w:t>
       </w:r>
     </w:p>
     <w:p/>
@@ -4246,6 +3635,7 @@
   <w:style w:type="character" w:default="1" w:styleId="DefaultParagraphFont">
     <w:name w:val="Default Paragraph Font"/>
     <w:uiPriority w:val="1"/>
+    <w:semiHidden/>
     <w:unhideWhenUsed/>
   </w:style>
   <w:style w:type="table" w:default="1" w:styleId="TableNormal">
